--- a/output/投研舆情晨报_2026-09-17.docx
+++ b/output/投研舆情晨报_2026-09-17.docx
@@ -19,7 +19,7 @@
           <w:color w:val="8A939E"/>
           <w:sz w:val="18"/>
         </w:rPr>
-        <w:t>覆盖 6 家媒体 · 入库 4,374 条 · 去重后 2,545 条 · 识别热点 78 个</w:t>
+        <w:t>覆盖 6 家媒体 · 入库 5,011 条 · 去重后 2,497 条 · 识别热点 77 个</w:t>
       </w:r>
     </w:p>
     <w:p>
@@ -126,7 +126,7 @@
           </w:tcPr>
           <w:p>
             <w:r>
-              <w:t>0.798</w:t>
+              <w:t>0.775</w:t>
             </w:r>
           </w:p>
         </w:tc>
@@ -166,7 +166,7 @@
           </w:tcPr>
           <w:p>
             <w:r>
-              <w:t>27/3</w:t>
+              <w:t>28/3</w:t>
             </w:r>
           </w:p>
         </w:tc>
@@ -188,69 +188,7 @@
           </w:tcPr>
           <w:p>
             <w:r>
-              <w:t>0.768</w:t>
-            </w:r>
-          </w:p>
-        </w:tc>
-        <w:tc>
-          <w:tcPr>
-            <w:tcW w:type="dxa" w:w="1440"/>
-          </w:tcPr>
-          <w:p>
-            <w:r>
-              <w:t>爆点</w:t>
-            </w:r>
-          </w:p>
-        </w:tc>
-        <w:tc>
-          <w:tcPr>
-            <w:tcW w:type="dxa" w:w="1440"/>
-          </w:tcPr>
-          <w:p>
-            <w:r>
-              <w:t>综合</w:t>
-            </w:r>
-          </w:p>
-        </w:tc>
-        <w:tc>
-          <w:tcPr>
-            <w:tcW w:type="dxa" w:w="1440"/>
-          </w:tcPr>
-          <w:p>
-            <w:r>
-              <w:t>华为放权，问界大调整：产品、营销、销售、服务均由赛力斯主导，</w:t>
-            </w:r>
-          </w:p>
-        </w:tc>
-        <w:tc>
-          <w:tcPr>
-            <w:tcW w:type="dxa" w:w="1440"/>
-          </w:tcPr>
-          <w:p>
-            <w:r>
-              <w:t>23/3</w:t>
-            </w:r>
-          </w:p>
-        </w:tc>
-      </w:tr>
-      <w:tr>
-        <w:tc>
-          <w:tcPr>
-            <w:tcW w:type="dxa" w:w="1440"/>
-          </w:tcPr>
-          <w:p>
-            <w:r>
-              <w:t>3</w:t>
-            </w:r>
-          </w:p>
-        </w:tc>
-        <w:tc>
-          <w:tcPr>
-            <w:tcW w:type="dxa" w:w="1440"/>
-          </w:tcPr>
-          <w:p>
-            <w:r>
-              <w:t>0.725</w:t>
+              <w:t>0.649</w:t>
             </w:r>
           </w:p>
         </w:tc>
@@ -290,7 +228,7 @@
           </w:tcPr>
           <w:p>
             <w:r>
-              <w:t>29/4</w:t>
+              <w:t>36/4</w:t>
             </w:r>
           </w:p>
         </w:tc>
@@ -302,7 +240,7 @@
           </w:tcPr>
           <w:p>
             <w:r>
-              <w:t>4</w:t>
+              <w:t>3</w:t>
             </w:r>
           </w:p>
         </w:tc>
@@ -312,7 +250,7 @@
           </w:tcPr>
           <w:p>
             <w:r>
-              <w:t>0.670</w:t>
+              <w:t>0.619</w:t>
             </w:r>
           </w:p>
         </w:tc>
@@ -352,7 +290,69 @@
           </w:tcPr>
           <w:p>
             <w:r>
-              <w:t>29/3</w:t>
+              <w:t>41/3</w:t>
+            </w:r>
+          </w:p>
+        </w:tc>
+      </w:tr>
+      <w:tr>
+        <w:tc>
+          <w:tcPr>
+            <w:tcW w:type="dxa" w:w="1440"/>
+          </w:tcPr>
+          <w:p>
+            <w:r>
+              <w:t>4</w:t>
+            </w:r>
+          </w:p>
+        </w:tc>
+        <w:tc>
+          <w:tcPr>
+            <w:tcW w:type="dxa" w:w="1440"/>
+          </w:tcPr>
+          <w:p>
+            <w:r>
+              <w:t>0.619</w:t>
+            </w:r>
+          </w:p>
+        </w:tc>
+        <w:tc>
+          <w:tcPr>
+            <w:tcW w:type="dxa" w:w="1440"/>
+          </w:tcPr>
+          <w:p>
+            <w:r>
+              <w:t>爆点</w:t>
+            </w:r>
+          </w:p>
+        </w:tc>
+        <w:tc>
+          <w:tcPr>
+            <w:tcW w:type="dxa" w:w="1440"/>
+          </w:tcPr>
+          <w:p>
+            <w:r>
+              <w:t>综合</w:t>
+            </w:r>
+          </w:p>
+        </w:tc>
+        <w:tc>
+          <w:tcPr>
+            <w:tcW w:type="dxa" w:w="1440"/>
+          </w:tcPr>
+          <w:p>
+            <w:r>
+              <w:t>开“新”平陆运河丨少跑623公里，一张AI长图看懂航程巨变</w:t>
+            </w:r>
+          </w:p>
+        </w:tc>
+        <w:tc>
+          <w:tcPr>
+            <w:tcW w:type="dxa" w:w="1440"/>
+          </w:tcPr>
+          <w:p>
+            <w:r>
+              <w:t>12/2</w:t>
             </w:r>
           </w:p>
         </w:tc>
@@ -374,7 +374,7 @@
           </w:tcPr>
           <w:p>
             <w:r>
-              <w:t>0.565</w:t>
+              <w:t>0.599</w:t>
             </w:r>
           </w:p>
         </w:tc>
@@ -414,7 +414,7 @@
           </w:tcPr>
           <w:p>
             <w:r>
-              <w:t>13/2</w:t>
+              <w:t>11/2</w:t>
             </w:r>
           </w:p>
         </w:tc>
@@ -436,7 +436,7 @@
           </w:tcPr>
           <w:p>
             <w:r>
-              <w:t>0.557</w:t>
+              <w:t>0.539</w:t>
             </w:r>
           </w:p>
         </w:tc>
@@ -456,7 +456,7 @@
           </w:tcPr>
           <w:p>
             <w:r>
-              <w:t>消费零售</w:t>
+              <w:t>大宗与能化</w:t>
             </w:r>
           </w:p>
         </w:tc>
@@ -466,7 +466,7 @@
           </w:tcPr>
           <w:p>
             <w:r>
-              <w:t>同程旅行：坚决落实在线酒店预订平台服务行业合规要求 反对“内</w:t>
+              <w:t>商品期货开盘，乙二醇主力合约涨超4%，瓶片、短纤涨超3%，L</w:t>
             </w:r>
           </w:p>
         </w:tc>
@@ -476,7 +476,7 @@
           </w:tcPr>
           <w:p>
             <w:r>
-              <w:t>7/4</w:t>
+              <w:t>7/3</w:t>
             </w:r>
           </w:p>
         </w:tc>
@@ -498,7 +498,7 @@
           </w:tcPr>
           <w:p>
             <w:r>
-              <w:t>0.555</w:t>
+              <w:t>0.512</w:t>
             </w:r>
           </w:p>
         </w:tc>
@@ -509,68 +509,6 @@
           <w:p>
             <w:r>
               <w:t>爆点</w:t>
-            </w:r>
-          </w:p>
-        </w:tc>
-        <w:tc>
-          <w:tcPr>
-            <w:tcW w:type="dxa" w:w="1440"/>
-          </w:tcPr>
-          <w:p>
-            <w:r>
-              <w:t>综合</w:t>
-            </w:r>
-          </w:p>
-        </w:tc>
-        <w:tc>
-          <w:tcPr>
-            <w:tcW w:type="dxa" w:w="1440"/>
-          </w:tcPr>
-          <w:p>
-            <w:r>
-              <w:t>开“新”平陆运河丨少跑623公里，一张AI长图看懂航程巨变</w:t>
-            </w:r>
-          </w:p>
-        </w:tc>
-        <w:tc>
-          <w:tcPr>
-            <w:tcW w:type="dxa" w:w="1440"/>
-          </w:tcPr>
-          <w:p>
-            <w:r>
-              <w:t>15/2</w:t>
-            </w:r>
-          </w:p>
-        </w:tc>
-      </w:tr>
-      <w:tr>
-        <w:tc>
-          <w:tcPr>
-            <w:tcW w:type="dxa" w:w="1440"/>
-          </w:tcPr>
-          <w:p>
-            <w:r>
-              <w:t>8</w:t>
-            </w:r>
-          </w:p>
-        </w:tc>
-        <w:tc>
-          <w:tcPr>
-            <w:tcW w:type="dxa" w:w="1440"/>
-          </w:tcPr>
-          <w:p>
-            <w:r>
-              <w:t>0.528</w:t>
-            </w:r>
-          </w:p>
-        </w:tc>
-        <w:tc>
-          <w:tcPr>
-            <w:tcW w:type="dxa" w:w="1440"/>
-          </w:tcPr>
-          <w:p>
-            <w:r>
-              <w:t>高热</w:t>
             </w:r>
           </w:p>
         </w:tc>
@@ -612,7 +550,7 @@
           </w:tcPr>
           <w:p>
             <w:r>
-              <w:t>9</w:t>
+              <w:t>8</w:t>
             </w:r>
           </w:p>
         </w:tc>
@@ -622,7 +560,7 @@
           </w:tcPr>
           <w:p>
             <w:r>
-              <w:t>0.507</w:t>
+              <w:t>0.491</w:t>
             </w:r>
           </w:p>
         </w:tc>
@@ -674,7 +612,7 @@
           </w:tcPr>
           <w:p>
             <w:r>
-              <w:t>10</w:t>
+              <w:t>9</w:t>
             </w:r>
           </w:p>
         </w:tc>
@@ -684,7 +622,7 @@
           </w:tcPr>
           <w:p>
             <w:r>
-              <w:t>0.480</w:t>
+              <w:t>0.479</w:t>
             </w:r>
           </w:p>
         </w:tc>
@@ -704,7 +642,7 @@
           </w:tcPr>
           <w:p>
             <w:r>
-              <w:t>大宗与能化</w:t>
+              <w:t>国际市场</w:t>
             </w:r>
           </w:p>
         </w:tc>
@@ -714,7 +652,69 @@
           </w:tcPr>
           <w:p>
             <w:r>
-              <w:t>商品期货开盘，乙二醇主力合约涨超4%，瓶片、短纤涨超3%，L</w:t>
+              <w:t>现货黄金日内涨幅达2.0%，报4351.65美元/盎司。 现</w:t>
+            </w:r>
+          </w:p>
+        </w:tc>
+        <w:tc>
+          <w:tcPr>
+            <w:tcW w:type="dxa" w:w="1440"/>
+          </w:tcPr>
+          <w:p>
+            <w:r>
+              <w:t>7/2</w:t>
+            </w:r>
+          </w:p>
+        </w:tc>
+      </w:tr>
+      <w:tr>
+        <w:tc>
+          <w:tcPr>
+            <w:tcW w:type="dxa" w:w="1440"/>
+          </w:tcPr>
+          <w:p>
+            <w:r>
+              <w:t>10</w:t>
+            </w:r>
+          </w:p>
+        </w:tc>
+        <w:tc>
+          <w:tcPr>
+            <w:tcW w:type="dxa" w:w="1440"/>
+          </w:tcPr>
+          <w:p>
+            <w:r>
+              <w:t>0.466</w:t>
+            </w:r>
+          </w:p>
+        </w:tc>
+        <w:tc>
+          <w:tcPr>
+            <w:tcW w:type="dxa" w:w="1440"/>
+          </w:tcPr>
+          <w:p>
+            <w:r>
+              <w:t>高热</w:t>
+            </w:r>
+          </w:p>
+        </w:tc>
+        <w:tc>
+          <w:tcPr>
+            <w:tcW w:type="dxa" w:w="1440"/>
+          </w:tcPr>
+          <w:p>
+            <w:r>
+              <w:t>宏观政策</w:t>
+            </w:r>
+          </w:p>
+        </w:tc>
+        <w:tc>
+          <w:tcPr>
+            <w:tcW w:type="dxa" w:w="1440"/>
+          </w:tcPr>
+          <w:p>
+            <w:r>
+              <w:t>交易员削减了对英国央行加息的押注，目前市场完全计入年底前加息</w:t>
             </w:r>
           </w:p>
         </w:tc>
@@ -755,7 +755,7 @@
           <w:color w:val="8A939E"/>
           <w:sz w:val="18"/>
         </w:rPr>
-        <w:t>热度 0.798（爆点）· 27 篇 / 3 家媒体 · 综合</w:t>
+        <w:t>热度 0.775（爆点）· 28 篇 / 3 家媒体 · 综合</w:t>
       </w:r>
     </w:p>
     <w:p>
@@ -767,7 +767,7 @@
         <w:t>事件概述：</w:t>
       </w:r>
       <w:r>
-        <w:t>「助力国家在功率半导体领域取得领先，香港2027年成立国家制造业创新中心」由 27 篇报道聚合而成，覆盖 3 家媒体，热度 0.798（爆点），所属板块类目：综合。</w:t>
+        <w:t>「助力国家在功率半导体领域取得领先，香港2027年成立国家制造业创新中心」由 28 篇报道聚合而成，覆盖 3 家媒体，热度 0.775（爆点），所属板块类目：综合。</w:t>
       </w:r>
     </w:p>
     <w:p>
@@ -779,7 +779,7 @@
         <w:t>关键信息：</w:t>
       </w:r>
       <w:r>
-        <w:t>助力国家在功率半导体领域取得领先，香港2027年成立国家制造业创新中心；两部门印发《电子信息制造业发展“十五五”规划》；李家超：香港首份五年规划深度对接国家战略 依托国家后盾把握最大机遇</w:t>
+        <w:t>助力国家在功率半导体领域取得领先，香港2027年成立国家制造业创新中心；李家超：香港首份五年规划深度对接国家战略 依托国家后盾把握最大机遇；中国建设银行发布支持上海（长三角）国际科技创新中心建设高质量发展服务方案和集成电</w:t>
       </w:r>
     </w:p>
     <w:p>
@@ -812,81 +812,7 @@
           <w:color w:val="8A939E"/>
           <w:sz w:val="17"/>
         </w:rPr>
-        <w:t>引用：[1]助力国家在功率半导体领域取得领先，香港2027年成立 / [2]两部门印发《电子信息制造业发展“十五五”规划》 / [3]李家超：香港首份五年规划深度对接国家战略 依托国家后 / [4]电子信息制造业发展“十五五”规划出炉！两部门：推动集</w:t>
-      </w:r>
-    </w:p>
-    <w:p>
-      <w:pPr>
-        <w:pStyle w:val="Heading2"/>
-      </w:pPr>
-      <w:r>
-        <w:t>华为放权，问界大调整：产品、营销、销售、服务均由赛力斯主导，华为仅赋能！知情人：以后问界</w:t>
-      </w:r>
-    </w:p>
-    <w:p>
-      <w:r>
-        <w:rPr>
-          <w:color w:val="8A939E"/>
-          <w:sz w:val="18"/>
-        </w:rPr>
-        <w:t>热度 0.768（爆点）· 23 篇 / 3 家媒体 · 综合</w:t>
-      </w:r>
-    </w:p>
-    <w:p>
-      <w:r>
-        <w:rPr>
-          <w:b/>
-          <w:color w:val="16324F"/>
-        </w:rPr>
-        <w:t>事件概述：</w:t>
-      </w:r>
-      <w:r>
-        <w:t>「华为放权，问界大调整：产品、营销、销售、服务均由赛力斯主导，华为仅赋能！知情人：以后问界门店只卖」由 23 篇报道聚合而成，覆盖 3 家媒体，热度 0.768（爆点），所属板块类目：综合。</w:t>
-      </w:r>
-    </w:p>
-    <w:p>
-      <w:r>
-        <w:rPr>
-          <w:b/>
-          <w:color w:val="16324F"/>
-        </w:rPr>
-        <w:t>关键信息：</w:t>
-      </w:r>
-      <w:r>
-        <w:t>华为放权，问界大调整：产品、营销、销售、服务均由赛力斯主导，华为仅赋能！知情人：；华为“放手”，赛力斯接手：问界主导权交接的一本账；问界合作模式调整：赛力斯主导全链条，华为赋能</w:t>
-      </w:r>
-    </w:p>
-    <w:p>
-      <w:r>
-        <w:rPr>
-          <w:b/>
-          <w:color w:val="16324F"/>
-        </w:rPr>
-        <w:t>市场影响：</w:t>
-      </w:r>
-      <w:r>
-        <w:t>关联板块代码：BK0854、BK000293。（LLM 不可用，未生成研判，以上为检索与统计事实）</w:t>
-      </w:r>
-    </w:p>
-    <w:p>
-      <w:r>
-        <w:rPr>
-          <w:b/>
-          <w:color w:val="16324F"/>
-        </w:rPr>
-        <w:t>关注要点：</w:t>
-      </w:r>
-      <w:r>
-        <w:t>建议人工复核该事件的后续进展与板块联动。</w:t>
-      </w:r>
-    </w:p>
-    <w:p>
-      <w:r>
-        <w:rPr>
-          <w:color w:val="8A939E"/>
-          <w:sz w:val="17"/>
-        </w:rPr>
-        <w:t>引用：[1]华为放权，问界大调整：产品、营销、销售、服务均由赛力 / [2]华为“放手”，赛力斯接手：问界主导权交接的一本账 / [3]问界合作模式调整：赛力斯主导全链条，华为赋能 / [4]问界仍属鸿蒙智行五界，但品牌渠道等转由赛力斯主导</w:t>
+        <w:t>引用：[1]助力国家在功率半导体领域取得领先，香港2027年成立 / [2]李家超：香港首份五年规划深度对接国家战略 依托国家后 / [3]中国建设银行发布支持上海（长三角）国际科技创新中心建 / [4]李家超：确立五大目标 依托“内联外通”深化大湾区融合</w:t>
       </w:r>
     </w:p>
     <w:p>
@@ -903,7 +829,7 @@
           <w:color w:val="8A939E"/>
           <w:sz w:val="18"/>
         </w:rPr>
-        <w:t>热度 0.725（爆点）· 29 篇 / 4 家媒体 · 金融市场</w:t>
+        <w:t>热度 0.649（爆点）· 36 篇 / 4 家媒体 · 金融市场</w:t>
       </w:r>
     </w:p>
     <w:p>
@@ -915,7 +841,7 @@
         <w:t>事件概述：</w:t>
       </w:r>
       <w:r>
-        <w:t>「科创芯片板块回暖，科创芯片ETF易方达（589130）涨2.07%，AI算力与国产替代共振」由 29 篇报道聚合而成，覆盖 4 家媒体，热度 0.725（爆点），所属板块类目：金融市场。</w:t>
+        <w:t>「科创芯片板块回暖，科创芯片ETF易方达（589130）涨2.07%，AI算力与国产替代共振」由 36 篇报道聚合而成，覆盖 4 家媒体，热度 0.649（爆点），所属板块类目：金融市场。</w:t>
       </w:r>
     </w:p>
     <w:p>
@@ -977,7 +903,7 @@
           <w:color w:val="8A939E"/>
           <w:sz w:val="18"/>
         </w:rPr>
-        <w:t>热度 0.670（爆点）· 29 篇 / 3 家媒体 · 国际市场</w:t>
+        <w:t>热度 0.619（爆点）· 41 篇 / 3 家媒体 · 国际市场</w:t>
       </w:r>
     </w:p>
     <w:p>
@@ -989,7 +915,7 @@
         <w:t>事件概述：</w:t>
       </w:r>
       <w:r>
-        <w:t>「一文读懂|时隔三年 美联储首次加息25基点 全员同意 主席沃什强调通胀“太高持续太久了” 特朗普」由 29 篇报道聚合而成，覆盖 3 家媒体，热度 0.67（爆点），所属板块类目：国际市场。</w:t>
+        <w:t>「一文读懂|时隔三年 美联储首次加息25基点 全员同意 主席沃什强调通胀“太高持续太久了” 特朗普」由 41 篇报道聚合而成，覆盖 3 家媒体，热度 0.619（爆点），所属板块类目：国际市场。</w:t>
       </w:r>
     </w:p>
     <w:p>
@@ -1002,6 +928,80 @@
       </w:r>
       <w:r>
         <w:t>一文读懂|时隔三年 美联储首次加息25基点 全员同意 主席沃什强调通胀“太高持续；9月17日外盘头条：联储加息 沃什强调通胀太高持续太久 特朗普敦促降息 苹果考虑；美联储主席沃什发布会全文 ：通胀“太高了，而且已经持续太久”！（深度解读）</w:t>
+      </w:r>
+    </w:p>
+    <w:p>
+      <w:r>
+        <w:rPr>
+          <w:b/>
+          <w:color w:val="16324F"/>
+        </w:rPr>
+        <w:t>市场影响：</w:t>
+      </w:r>
+      <w:r>
+        <w:t>关联板块代码：BK0464。（LLM 不可用，未生成研判，以上为检索与统计事实）</w:t>
+      </w:r>
+    </w:p>
+    <w:p>
+      <w:r>
+        <w:rPr>
+          <w:b/>
+          <w:color w:val="16324F"/>
+        </w:rPr>
+        <w:t>关注要点：</w:t>
+      </w:r>
+      <w:r>
+        <w:t>建议人工复核该事件的后续进展与板块联动。</w:t>
+      </w:r>
+    </w:p>
+    <w:p>
+      <w:r>
+        <w:rPr>
+          <w:color w:val="8A939E"/>
+          <w:sz w:val="17"/>
+        </w:rPr>
+        <w:t>引用：[1]一文读懂|时隔三年 美联储首次加息25基点 全员同意 / [2]9月17日外盘头条：联储加息 沃什强调通胀太高持续太 / [3]美联储主席沃什发布会全文 ：通胀“太高了，而且已经持 / [4]美联储三年来首次加息 点阵图及沃什发言释放进一步紧缩</w:t>
+      </w:r>
+    </w:p>
+    <w:p>
+      <w:pPr>
+        <w:pStyle w:val="Heading2"/>
+      </w:pPr>
+      <w:r>
+        <w:t>开“新”平陆运河丨少跑623公里，一张AI长图看懂航程巨变</w:t>
+      </w:r>
+    </w:p>
+    <w:p>
+      <w:r>
+        <w:rPr>
+          <w:color w:val="8A939E"/>
+          <w:sz w:val="18"/>
+        </w:rPr>
+        <w:t>热度 0.619（爆点）· 12 篇 / 2 家媒体 · 综合</w:t>
+      </w:r>
+    </w:p>
+    <w:p>
+      <w:r>
+        <w:rPr>
+          <w:b/>
+          <w:color w:val="16324F"/>
+        </w:rPr>
+        <w:t>事件概述：</w:t>
+      </w:r>
+      <w:r>
+        <w:t>「开“新”平陆运河丨少跑623公里，一张AI长图看懂航程巨变」由 12 篇报道聚合而成，覆盖 2 家媒体，热度 0.619（爆点），所属板块类目：综合。</w:t>
+      </w:r>
+    </w:p>
+    <w:p>
+      <w:r>
+        <w:rPr>
+          <w:b/>
+          <w:color w:val="16324F"/>
+        </w:rPr>
+        <w:t>关键信息：</w:t>
+      </w:r>
+      <w:r>
+        <w:t>开“新”平陆运河丨少跑623公里，一张AI长图看懂航程巨变；平陆运河通航西南货物出海少走560公里；正式通航！平陆运河究竟是条什么河？</w:t>
       </w:r>
     </w:p>
     <w:p>
@@ -1034,7 +1034,7 @@
           <w:color w:val="8A939E"/>
           <w:sz w:val="17"/>
         </w:rPr>
-        <w:t>引用：[1]一文读懂|时隔三年 美联储首次加息25基点 全员同意 / [2]9月17日外盘头条：联储加息 沃什强调通胀太高持续太 / [3]美联储主席沃什发布会全文 ：通胀“太高了，而且已经持 / [4]美联储三年来首次加息 点阵图及沃什发言释放进一步紧缩</w:t>
+        <w:t>引用：[1]开“新”平陆运河丨少跑623公里，一张AI长图看懂航 / [2]平陆运河通航西南货物出海少走560公里 / [3]正式通航！平陆运河究竟是条什么河？ / [4]正式通航！平陆运河重塑西部陆海开放新格局</w:t>
       </w:r>
     </w:p>
     <w:p>
@@ -1051,7 +1051,7 @@
           <w:color w:val="8A939E"/>
           <w:sz w:val="18"/>
         </w:rPr>
-        <w:t>热度 0.565（爆点）· 13 篇 / 2 家媒体 · 宏观政策</w:t>
+        <w:t>热度 0.599（爆点）· 11 篇 / 2 家媒体 · 宏观政策</w:t>
       </w:r>
     </w:p>
     <w:p>
@@ -1063,7 +1063,7 @@
         <w:t>事件概述：</w:t>
       </w:r>
       <w:r>
-        <w:t>「新产业新动能加快培育 新技术新产品迭代升级 前8个月经济运行呈现向新向优发展态势」由 13 篇报道聚合而成，覆盖 2 家媒体，热度 0.565（爆点），所属板块类目：宏观政策。</w:t>
+        <w:t>「新产业新动能加快培育 新技术新产品迭代升级 前8个月经济运行呈现向新向优发展态势」由 11 篇报道聚合而成，覆盖 2 家媒体，热度 0.599（爆点），所属板块类目：宏观政策。</w:t>
       </w:r>
     </w:p>
     <w:p>
@@ -1075,7 +1075,7 @@
         <w:t>关键信息：</w:t>
       </w:r>
       <w:r>
-        <w:t>新产业新动能加快培育 新技术新产品迭代升级 前8个月经济运行呈现向新向优发展态势；晶采观察丨新旧动能转换加速 三个关键信号凸显中国经济韧性活力；先进制造业向强突围</w:t>
+        <w:t>新产业新动能加快培育 新技术新产品迭代升级 前8个月经济运行呈现向新向优发展态势；先进制造业向强突围；晶采观察丨新旧动能转换加速 三个关键信号凸显中国经济韧性活力</w:t>
       </w:r>
     </w:p>
     <w:p>
@@ -1108,7 +1108,7 @@
           <w:color w:val="8A939E"/>
           <w:sz w:val="17"/>
         </w:rPr>
-        <w:t>引用：[1]新产业新动能加快培育 新技术新产品迭代升级 前8个月 / [2]晶采观察丨新旧动能转换加速 三个关键信号凸显中国经济 / [3]先进制造业向强突围 / [4]一组数据看8月份国民经济运行平稳、发展向新向优</w:t>
+        <w:t>引用：[1]新产业新动能加快培育 新技术新产品迭代升级 前8个月 / [2]先进制造业向强突围 / [3]晶采观察丨新旧动能转换加速 三个关键信号凸显中国经济 / [4]一组数据看8月份国民经济运行平稳、发展向新向优</w:t>
       </w:r>
     </w:p>
     <w:p>
@@ -1127,7 +1127,7 @@
         <w:pStyle w:val="ListBullet"/>
       </w:pPr>
       <w:r>
-        <w:t>采集：6 家媒体公开接口，累计入库 4,374 条</w:t>
+        <w:t>采集：6 家媒体公开接口，累计入库 5,011 条</w:t>
       </w:r>
     </w:p>
     <w:p>
@@ -1135,7 +1135,7 @@
         <w:pStyle w:val="ListBullet"/>
       </w:pPr>
       <w:r>
-        <w:t>三层去重：2,920 → 2,545 条（精确145/SimHash11/语义219）</w:t>
+        <w:t>三层去重：2,852 → 2,497 条（精确133/SimHash9/语义213）</w:t>
       </w:r>
     </w:p>
     <w:p>
